--- a/src/Excelsior.Tests/Word/WordTableBuilderTests.HeadingBackgroundAcceptsLeadingHash.verified.docx
+++ b/src/Excelsior.Tests/Word/WordTableBuilderTests.HeadingBackgroundAcceptsLeadingHash.verified.docx
@@ -18,6 +18,9 @@
         <w:gridCol/>
       </w:tblGrid>
       <w:tr>
+        <w:trPr>
+          <w:tblHeader/>
+        </w:trPr>
         <w:tc>
           <w:tcPr>
             <w:shd w:val="clear" w:color="auto" w:fill="ABCDEF"/>
